--- a/policies/build/preview_hco/HCO.COP.3_v2_preview.docx
+++ b/policies/build/preview_hco/HCO.COP.3_v2_preview.docx
@@ -761,7 +761,7 @@
           <w:sz w:val="22"/>
           <w:szCs w:val="22"/>
         </w:rPr>
-        <w:t xml:space="preserve">Boundaries: do not copy SHCO COP wording. Do not overwrite AAC policies. Spell out abbreviations on first use in training materials.</w:t>
+        <w:t xml:space="preserve">Boundaries: do not overwrite HCO AAC policies. Spell out abbreviations on first use in training materials.</w:t>
       </w:r>
     </w:p>
     <w:p>
@@ -863,7 +863,7 @@
           <w:sz w:val="22"/>
           <w:szCs w:val="22"/>
         </w:rPr>
-        <w:t xml:space="preserve">5. Do not skip: The ambulance(s) is checked daily for functioning status, medical equipment, emergency medications and cons...</w:t>
+        <w:t xml:space="preserve">5. Do not skip: The ambulance(s) is checked daily for functioning status, medical equipment, emergency medications and...</w:t>
       </w:r>
     </w:p>
     <w:p>
@@ -929,7 +929,7 @@
         <w:spacing w:after="100" w:before="220"/>
       </w:pPr>
       <w:r>
-        <w:t xml:space="preserve">5.1 The organisation has access to ambulance services commensurate with t..</w:t>
+        <w:t xml:space="preserve">5.1 The organisation has access to ambulance services commensurate with the..</w:t>
       </w:r>
     </w:p>
     <w:p>
@@ -1061,7 +1061,7 @@
         <w:spacing w:after="100" w:before="220"/>
       </w:pPr>
       <w:r>
-        <w:t xml:space="preserve">5.5 The ambulance(s) is checked daily for functioning status, medical equ..</w:t>
+        <w:t xml:space="preserve">5.5 The ambulance(s) is checked daily for functioning status, medical..</w:t>
       </w:r>
     </w:p>
     <w:p>
@@ -1127,7 +1127,7 @@
         <w:spacing w:after="100" w:before="220"/>
       </w:pPr>
       <w:r>
-        <w:t xml:space="preserve">5.7 The emergency department identifies opportunities to initiate treatme..</w:t>
+        <w:t xml:space="preserve">5.7 The emergency department identifies opportunities to initiate treatment..</w:t>
       </w:r>
     </w:p>
     <w:p>
@@ -1206,6 +1206,20 @@
       </w:pPr>
       <w:r>
         <w:t xml:space="preserve">7. Governance and responsibility</w:t>
+      </w:r>
+    </w:p>
+    <w:p>
+      <w:pPr>
+        <w:spacing w:after="20" w:before="100"/>
+      </w:pPr>
+      <w:r>
+        <w:rPr>
+          <w:b/>
+          <w:bCs/>
+          <w:sz w:val="22"/>
+          <w:szCs w:val="22"/>
+        </w:rPr>
+        <w:t xml:space="preserve">Medical Superintendent</w:t>
       </w:r>
     </w:p>
     <w:p>
@@ -1222,7 +1236,21 @@
           <w:sz w:val="22"/>
           <w:szCs w:val="22"/>
         </w:rPr>
-        <w:t xml:space="preserve">Medical Superintendent</w:t>
+        <w:t xml:space="preserve">Accountable that COP.3 is resourced and followed.</w:t>
+      </w:r>
+    </w:p>
+    <w:p>
+      <w:pPr>
+        <w:spacing w:after="20" w:before="100"/>
+      </w:pPr>
+      <w:r>
+        <w:rPr>
+          <w:b/>
+          <w:bCs/>
+          <w:sz w:val="22"/>
+          <w:szCs w:val="22"/>
+        </w:rPr>
+        <w:t xml:space="preserve">Ambulance / Transport In-Charge</w:t>
       </w:r>
     </w:p>
     <w:p>
@@ -1239,7 +1267,21 @@
           <w:sz w:val="22"/>
           <w:szCs w:val="22"/>
         </w:rPr>
-        <w:t xml:space="preserve">Accountable that COP.3 is resourced and followed.</w:t>
+        <w:t xml:space="preserve">Owns day-to-day implementation and records for this standard.</w:t>
+      </w:r>
+    </w:p>
+    <w:p>
+      <w:pPr>
+        <w:spacing w:after="20" w:before="100"/>
+      </w:pPr>
+      <w:r>
+        <w:rPr>
+          <w:b/>
+          <w:bCs/>
+          <w:sz w:val="22"/>
+          <w:szCs w:val="22"/>
+        </w:rPr>
+        <w:t xml:space="preserve">Treating doctors / nurses / technicians (as applicable)</w:t>
       </w:r>
     </w:p>
     <w:p>
@@ -1256,7 +1298,21 @@
           <w:sz w:val="22"/>
           <w:szCs w:val="22"/>
         </w:rPr>
-        <w:t xml:space="preserve">Ambulance / Transport In-Charge</w:t>
+        <w:t xml:space="preserve">Deliver care as written; escalate stop-work triggers without delay.</w:t>
+      </w:r>
+    </w:p>
+    <w:p>
+      <w:pPr>
+        <w:spacing w:after="20" w:before="100"/>
+      </w:pPr>
+      <w:r>
+        <w:rPr>
+          <w:b/>
+          <w:bCs/>
+          <w:sz w:val="22"/>
+          <w:szCs w:val="22"/>
+        </w:rPr>
+        <w:t xml:space="preserve">Quality Coordinator</w:t>
       </w:r>
     </w:p>
     <w:p>
@@ -1273,7 +1329,28 @@
           <w:sz w:val="22"/>
           <w:szCs w:val="22"/>
         </w:rPr>
-        <w:t xml:space="preserve">Owns day-to-day implementation and records for this standard.</w:t>
+        <w:t xml:space="preserve">Audits this policy «quarterly»; holds training acknowledgements.</w:t>
+      </w:r>
+    </w:p>
+    <w:p>
+      <w:pPr>
+        <w:pStyle w:val="Heading1"/>
+        <w:spacing w:after="120" w:before="280"/>
+      </w:pPr>
+      <w:r>
+        <w:t xml:space="preserve">8. Quality monitoring (RCA → CAPA)</w:t>
+      </w:r>
+    </w:p>
+    <w:p>
+      <w:pPr>
+        <w:spacing w:after="140"/>
+      </w:pPr>
+      <w:r>
+        <w:rPr>
+          <w:sz w:val="22"/>
+          <w:szCs w:val="22"/>
+        </w:rPr>
+        <w:t xml:space="preserve">The Quality Coordinator audits this policy «quarterly». The audit reviews:</w:t>
       </w:r>
     </w:p>
     <w:p>
@@ -1290,7 +1367,7 @@
           <w:sz w:val="22"/>
           <w:szCs w:val="22"/>
         </w:rPr>
-        <w:t xml:space="preserve">Treating doctors / nurses / technicians (as applicable)</w:t>
+        <w:t xml:space="preserve">Records for a sample of this standard's objective elements, checked against the What-we-do steps.</w:t>
       </w:r>
     </w:p>
     <w:p>
@@ -1307,7 +1384,7 @@
           <w:sz w:val="22"/>
           <w:szCs w:val="22"/>
         </w:rPr>
-        <w:t xml:space="preserve">Deliver care as written; escalate stop-work triggers without delay.</w:t>
+        <w:t xml:space="preserve">Documentary evidence is on file for each asterisked objective element in the sample.</w:t>
       </w:r>
     </w:p>
     <w:p>
@@ -1324,125 +1401,19 @@
           <w:sz w:val="22"/>
           <w:szCs w:val="22"/>
         </w:rPr>
-        <w:t xml:space="preserve">Quality Coordinator</w:t>
-      </w:r>
-    </w:p>
-    <w:p>
-      <w:pPr>
-        <w:pStyle w:val="ListParagraph"/>
-        <w:numPr>
-          <w:ilvl w:val="0"/>
-          <w:numId w:val="1"/>
-        </w:numPr>
-        <w:spacing w:after="60"/>
-      </w:pPr>
-      <w:r>
-        <w:rPr>
-          <w:sz w:val="22"/>
-          <w:szCs w:val="22"/>
-        </w:rPr>
-        <w:t xml:space="preserve">Audits this policy «quarterly»; holds training acknowledgements.</w:t>
-      </w:r>
-    </w:p>
-    <w:p>
-      <w:pPr>
-        <w:pStyle w:val="Heading1"/>
-        <w:spacing w:after="120" w:before="280"/>
-      </w:pPr>
-      <w:r>
-        <w:t xml:space="preserve">8. Quality monitoring (RCA → CAPA)</w:t>
-      </w:r>
-    </w:p>
-    <w:p>
-      <w:pPr>
-        <w:spacing w:after="140"/>
-      </w:pPr>
-      <w:r>
-        <w:rPr>
-          <w:sz w:val="22"/>
-          <w:szCs w:val="22"/>
-        </w:rPr>
-        <w:t xml:space="preserve">The Quality Coordinator audits this policy «quarterly».</w:t>
-      </w:r>
-    </w:p>
-    <w:p>
-      <w:pPr>
-        <w:spacing w:after="140"/>
-      </w:pPr>
-      <w:r>
-        <w:rPr>
-          <w:sz w:val="22"/>
-          <w:szCs w:val="22"/>
-        </w:rPr>
-        <w:t xml:space="preserve">What is monitored each quarter:</w:t>
-      </w:r>
-    </w:p>
-    <w:p>
-      <w:pPr>
-        <w:pStyle w:val="ListParagraph"/>
-        <w:numPr>
-          <w:ilvl w:val="0"/>
-          <w:numId w:val="1"/>
-        </w:numPr>
-        <w:spacing w:after="60"/>
-      </w:pPr>
-      <w:r>
-        <w:rPr>
-          <w:sz w:val="22"/>
-          <w:szCs w:val="22"/>
-        </w:rPr>
-        <w:t xml:space="preserve">Sample of records for each OE COP.3.a–g.</w:t>
-      </w:r>
-    </w:p>
-    <w:p>
-      <w:pPr>
-        <w:pStyle w:val="ListParagraph"/>
-        <w:numPr>
-          <w:ilvl w:val="0"/>
-          <w:numId w:val="1"/>
-        </w:numPr>
-        <w:spacing w:after="60"/>
-      </w:pPr>
-      <w:r>
-        <w:rPr>
-          <w:sz w:val="22"/>
-          <w:szCs w:val="22"/>
-        </w:rPr>
-        <w:t xml:space="preserve">Asterisked elements (f) have document evidence as required.</w:t>
-      </w:r>
-    </w:p>
-    <w:p>
-      <w:pPr>
-        <w:pStyle w:val="ListParagraph"/>
-        <w:numPr>
-          <w:ilvl w:val="0"/>
-          <w:numId w:val="1"/>
-        </w:numPr>
-        <w:spacing w:after="60"/>
-      </w:pPr>
-      <w:r>
-        <w:rPr>
-          <w:sz w:val="22"/>
-          <w:szCs w:val="22"/>
-        </w:rPr>
-        <w:t xml:space="preserve">CORE elements (none) show no critical gaps in the sample.</w:t>
-      </w:r>
-    </w:p>
-    <w:p>
-      <w:pPr>
-        <w:pStyle w:val="ListParagraph"/>
-        <w:numPr>
-          <w:ilvl w:val="0"/>
-          <w:numId w:val="1"/>
-        </w:numPr>
-        <w:spacing w:after="60"/>
-      </w:pPr>
-      <w:r>
-        <w:rPr>
-          <w:sz w:val="22"/>
-          <w:szCs w:val="22"/>
-        </w:rPr>
         <w:t xml:space="preserve">Stop-work events (if any) are logged with outcome.</w:t>
+      </w:r>
+    </w:p>
+    <w:p>
+      <w:pPr>
+        <w:spacing w:after="140"/>
+      </w:pPr>
+      <w:r>
+        <w:rPr>
+          <w:sz w:val="22"/>
+          <w:szCs w:val="22"/>
+        </w:rPr>
+        <w:t xml:space="preserve">Root-cause analysis is required when a gap found in this audit remains open beyond «90 days».</w:t>
       </w:r>
     </w:p>
     <w:p>
@@ -3180,7 +3151,7 @@
           <w:sz w:val="22"/>
           <w:szCs w:val="22"/>
         </w:rPr>
-        <w:t xml:space="preserve">Records showing COP.3.a was followed for sampled patients/cases.</w:t>
+        <w:t xml:space="preserve">Ambulance-service agreement or ownership record matched to service scope.</w:t>
       </w:r>
     </w:p>
     <w:p>
@@ -3197,7 +3168,7 @@
           <w:sz w:val="22"/>
           <w:szCs w:val="22"/>
         </w:rPr>
-        <w:t xml:space="preserve">Written guidance / protocol referenced for this element (where required).</w:t>
+        <w:t xml:space="preserve">Access-arrangement record — owned, contracted, or on-call.</w:t>
       </w:r>
     </w:p>
     <w:p>
@@ -3214,7 +3185,7 @@
           <w:sz w:val="22"/>
           <w:szCs w:val="22"/>
         </w:rPr>
-        <w:t xml:space="preserve">Audit sample notes for COP.3.a reviewed «quarterly».</w:t>
+        <w:t xml:space="preserve">Scope-matching confirmation record.</w:t>
       </w:r>
     </w:p>
     <w:p>
@@ -3240,7 +3211,7 @@
           <w:sz w:val="22"/>
           <w:szCs w:val="22"/>
         </w:rPr>
-        <w:t xml:space="preserve">Records showing COP.3.b was followed for sampled patients/cases.</w:t>
+        <w:t xml:space="preserve">Ambulance bay or access-route layout record.</w:t>
       </w:r>
     </w:p>
     <w:p>
@@ -3257,7 +3228,7 @@
           <w:sz w:val="22"/>
           <w:szCs w:val="22"/>
         </w:rPr>
-        <w:t xml:space="preserve">Written guidance / protocol referenced for this element (where required).</w:t>
+        <w:t xml:space="preserve">Space-adequacy confirmation record.</w:t>
       </w:r>
     </w:p>
     <w:p>
@@ -3274,7 +3245,7 @@
           <w:sz w:val="22"/>
           <w:szCs w:val="22"/>
         </w:rPr>
-        <w:t xml:space="preserve">Audit sample notes for COP.3.b reviewed «quarterly».</w:t>
+        <w:t xml:space="preserve">Unobstructed-access check record.</w:t>
       </w:r>
     </w:p>
     <w:p>
@@ -3300,7 +3271,7 @@
           <w:sz w:val="22"/>
           <w:szCs w:val="22"/>
         </w:rPr>
-        <w:t xml:space="preserve">Records showing COP.3.c was followed for sampled patients/cases.</w:t>
+        <w:t xml:space="preserve">Ambulance equipment inventory matching purpose.</w:t>
       </w:r>
     </w:p>
     <w:p>
@@ -3317,7 +3288,7 @@
           <w:sz w:val="22"/>
           <w:szCs w:val="22"/>
         </w:rPr>
-        <w:t xml:space="preserve">Written guidance / protocol referenced for this element (where required).</w:t>
+        <w:t xml:space="preserve">Vehicle fitness or registration record.</w:t>
       </w:r>
     </w:p>
     <w:p>
@@ -3334,7 +3305,7 @@
           <w:sz w:val="22"/>
           <w:szCs w:val="22"/>
         </w:rPr>
-        <w:t xml:space="preserve">Audit sample notes for COP.3.c reviewed «quarterly».</w:t>
+        <w:t xml:space="preserve">Equipment-adequacy check record.</w:t>
       </w:r>
     </w:p>
     <w:p>
@@ -3360,7 +3331,7 @@
           <w:sz w:val="22"/>
           <w:szCs w:val="22"/>
         </w:rPr>
-        <w:t xml:space="preserve">Records showing COP.3.d was followed for sampled patients/cases.</w:t>
+        <w:t xml:space="preserve">Training record for ambulance driver and attendant staff.</w:t>
       </w:r>
     </w:p>
     <w:p>
@@ -3377,7 +3348,7 @@
           <w:sz w:val="22"/>
           <w:szCs w:val="22"/>
         </w:rPr>
-        <w:t xml:space="preserve">Written guidance / protocol referenced for this element (where required).</w:t>
+        <w:t xml:space="preserve">Competency-verification record.</w:t>
       </w:r>
     </w:p>
     <w:p>
@@ -3394,7 +3365,7 @@
           <w:sz w:val="22"/>
           <w:szCs w:val="22"/>
         </w:rPr>
-        <w:t xml:space="preserve">Audit sample notes for COP.3.d reviewed «quarterly».</w:t>
+        <w:t xml:space="preserve">Currency-of-training record.</w:t>
       </w:r>
     </w:p>
     <w:p>
@@ -3420,7 +3391,7 @@
           <w:sz w:val="22"/>
           <w:szCs w:val="22"/>
         </w:rPr>
-        <w:t xml:space="preserve">Records showing COP.3.e was followed for sampled patients/cases.</w:t>
+        <w:t xml:space="preserve">Daily ambulance-check log — functioning status, medical equipment, medications, consumables.</w:t>
       </w:r>
     </w:p>
     <w:p>
@@ -3437,7 +3408,7 @@
           <w:sz w:val="22"/>
           <w:szCs w:val="22"/>
         </w:rPr>
-        <w:t xml:space="preserve">Written guidance / protocol referenced for this element (where required).</w:t>
+        <w:t xml:space="preserve">Defect or deficiency-reporting record.</w:t>
       </w:r>
     </w:p>
     <w:p>
@@ -3454,7 +3425,7 @@
           <w:sz w:val="22"/>
           <w:szCs w:val="22"/>
         </w:rPr>
-        <w:t xml:space="preserve">Audit sample notes for COP.3.e reviewed «quarterly».</w:t>
+        <w:t xml:space="preserve">Corrective-action record for a failed check.</w:t>
       </w:r>
     </w:p>
     <w:p>
@@ -3480,7 +3451,7 @@
           <w:sz w:val="22"/>
           <w:szCs w:val="22"/>
         </w:rPr>
-        <w:t xml:space="preserve">Records showing COP.3.f was followed for sampled patients/cases.</w:t>
+        <w:t xml:space="preserve">Ambulance communication-system record — radio, mobile, GPS tracking.</w:t>
       </w:r>
     </w:p>
     <w:p>
@@ -3497,7 +3468,7 @@
           <w:sz w:val="22"/>
           <w:szCs w:val="22"/>
         </w:rPr>
-        <w:t xml:space="preserve">Written guidance / protocol referenced for this element (where required).</w:t>
+        <w:t xml:space="preserve">Functionality-check record.</w:t>
       </w:r>
     </w:p>
     <w:p>
@@ -3514,7 +3485,16 @@
           <w:sz w:val="22"/>
           <w:szCs w:val="22"/>
         </w:rPr>
-        <w:t xml:space="preserve">Audit sample notes for COP.3.f reviewed «quarterly».</w:t>
+        <w:t xml:space="preserve">Control-room or hospital contact-log record.</w:t>
+      </w:r>
+    </w:p>
+    <w:p>
+      <w:pPr>
+        <w:pStyle w:val="Heading2"/>
+        <w:spacing w:after="100" w:before="220"/>
+      </w:pPr>
+      <w:r>
+        <w:t xml:space="preserve">COP.3.g — The emergency department identifies opportunities to initiate treatment at the earliest when the patient is in transit to the organisation.</w:t>
       </w:r>
     </w:p>
     <w:p>
@@ -3531,16 +3511,7 @@
           <w:sz w:val="22"/>
           <w:szCs w:val="22"/>
         </w:rPr>
-        <w:t xml:space="preserve">Documented evidence specifically required by the asterisked interpretation.</w:t>
-      </w:r>
-    </w:p>
-    <w:p>
-      <w:pPr>
-        <w:pStyle w:val="Heading2"/>
-        <w:spacing w:after="100" w:before="220"/>
-      </w:pPr>
-      <w:r>
-        <w:t xml:space="preserve">COP.3.g — The emergency department identifies opportunities to initiate treatment at the earliest when the patient is in transit to the organisation.</w:t>
+        <w:t xml:space="preserve">Written protocol for initiating treatment during transit.</w:t>
       </w:r>
     </w:p>
     <w:p>
@@ -3557,7 +3528,7 @@
           <w:sz w:val="22"/>
           <w:szCs w:val="22"/>
         </w:rPr>
-        <w:t xml:space="preserve">Records showing COP.3.g was followed for sampled patients/cases.</w:t>
+        <w:t xml:space="preserve">Pre-arrival-notification record from ambulance to emergency department.</w:t>
       </w:r>
     </w:p>
     <w:p>
@@ -3574,24 +3545,7 @@
           <w:sz w:val="22"/>
           <w:szCs w:val="22"/>
         </w:rPr>
-        <w:t xml:space="preserve">Written guidance / protocol referenced for this element (where required).</w:t>
-      </w:r>
-    </w:p>
-    <w:p>
-      <w:pPr>
-        <w:pStyle w:val="ListParagraph"/>
-        <w:numPr>
-          <w:ilvl w:val="0"/>
-          <w:numId w:val="1"/>
-        </w:numPr>
-        <w:spacing w:after="60"/>
-      </w:pPr>
-      <w:r>
-        <w:rPr>
-          <w:sz w:val="22"/>
-          <w:szCs w:val="22"/>
-        </w:rPr>
-        <w:t xml:space="preserve">Audit sample notes for COP.3.g reviewed «quarterly».</w:t>
+        <w:t xml:space="preserve">Sample record of treatment initiated in transit.</w:t>
       </w:r>
     </w:p>
     <w:p>

--- a/policies/build/preview_hco/HCO.COP.3_v2_preview.docx
+++ b/policies/build/preview_hco/HCO.COP.3_v2_preview.docx
@@ -692,19 +692,19 @@
           <w:sz w:val="22"/>
           <w:szCs w:val="22"/>
         </w:rPr>
-        <w:t xml:space="preserve">It covers objective elements COP.3.a–g (7 elements).</w:t>
-      </w:r>
-    </w:p>
-    <w:p>
-      <w:pPr>
-        <w:spacing w:after="140"/>
-      </w:pPr>
-      <w:r>
-        <w:rPr>
-          <w:sz w:val="22"/>
-          <w:szCs w:val="22"/>
-        </w:rPr>
-        <w:t xml:space="preserve">This policy owns COP.3. Related AAC, PRE, IPC/HIC, HRM and MOM duties stay with those policies — cross-reference only.</w:t>
+        <w:t xml:space="preserve">This policy covers all 7 requirements under this standard, listed in detail below.</w:t>
+      </w:r>
+    </w:p>
+    <w:p>
+      <w:pPr>
+        <w:spacing w:after="140"/>
+      </w:pPr>
+      <w:r>
+        <w:rPr>
+          <w:sz w:val="22"/>
+          <w:szCs w:val="22"/>
+        </w:rPr>
+        <w:t xml:space="preserve">This policy covers ambulance services and safe transportation specifically. Related duties — like patient assessment, patient rights, infection control, staffing, or medication management — are covered in the hospital's other policies, not repeated here.</w:t>
       </w:r>
     </w:p>
     <w:p>
@@ -749,19 +749,19 @@
           <w:sz w:val="22"/>
           <w:szCs w:val="22"/>
         </w:rPr>
-        <w:t xml:space="preserve">It covers 7 objective elements (COP.3.a, COP.3.b, COP.3.c, COP.3.d, COP.3.e, COP.3.f, COP.3.g).</w:t>
-      </w:r>
-    </w:p>
-    <w:p>
-      <w:pPr>
-        <w:spacing w:after="140"/>
-      </w:pPr>
-      <w:r>
-        <w:rPr>
-          <w:sz w:val="22"/>
-          <w:szCs w:val="22"/>
-        </w:rPr>
-        <w:t xml:space="preserve">Boundaries: do not overwrite HCO AAC policies. Spell out abbreviations on first use in training materials.</w:t>
+        <w:t xml:space="preserve">This policy covers all 7 requirements under this standard, listed in detail below.</w:t>
+      </w:r>
+    </w:p>
+    <w:p>
+      <w:pPr>
+        <w:spacing w:after="140"/>
+      </w:pPr>
+      <w:r>
+        <w:rPr>
+          <w:sz w:val="22"/>
+          <w:szCs w:val="22"/>
+        </w:rPr>
+        <w:t xml:space="preserve">This policy covers ambulance services and safe transportation specifically. Related duties — like patient assessment, patient rights, infection control, staffing, or medication management — are covered in the hospital's other policies, not repeated here. Spell out abbreviations on first use in training materials.</w:t>
       </w:r>
     </w:p>
     <w:p>
